--- a/klagomål/A 35239-2026 FSC-klagomål.docx
+++ b/klagomål/A 35239-2026 FSC-klagomål.docx
@@ -1291,7 +1291,7 @@
     <w:r>
       <w:tab/>
       <w:tab/>
-      <w:t>2026-08-27</w:t>
+      <w:t>2026-08-28</w:t>
       <w:br/>
       <w:br/>
     </w:r>

--- a/klagomål/A 35239-2026 FSC-klagomål.docx
+++ b/klagomål/A 35239-2026 FSC-klagomål.docx
@@ -178,7 +178,7 @@
       <w:r>
         <w:drawing>
           <wp:inline xmlns:a="http://schemas.openxmlformats.org/drawingml/2006/main" xmlns:pic="http://schemas.openxmlformats.org/drawingml/2006/picture">
-            <wp:extent cx="5486400" cy="4687007"/>
+            <wp:extent cx="5486400" cy="4696433"/>
             <wp:docPr id="1" name="Picture 1"/>
             <wp:cNvGraphicFramePr>
               <a:graphicFrameLocks noChangeAspect="1"/>
@@ -199,7 +199,7 @@
                   <pic:spPr>
                     <a:xfrm>
                       <a:off x="0" y="0"/>
-                      <a:ext cx="5486400" cy="4687007"/>
+                      <a:ext cx="5486400" cy="4696433"/>
                     </a:xfrm>
                     <a:prstGeom prst="rect"/>
                   </pic:spPr>
@@ -221,7 +221,7 @@
     </w:p>
     <w:p>
       <w:r>
-        <w:t>I och inom 13 meter från avverkningsanmälan finns fynd av 8 naturvårdsarter, varav 5 är rödlistade, 4 är fridlysta, 5 är typiska (T) och 2 är signalarter (S): garnlav (VU, T), knärot (VU, T, §8), kolflarnlav (NT, T), talltita (NT, §4), vitgrynig nållav (NT), plattlummer (S, T, §9), stuplav (S, T) och kungsfågel (§4). Se Figur 1.</w:t>
+        <w:t>I och inom 13 meter från avverkningsanmälan finns fynd av 9 naturvårdsarter, varav 6 är rödlistade, 4 är fridlysta, 6 är typiska (T) och 2 är signalarter (S): garnlav (VU, T), knärot (VU, T, §8), kolflarnlav (NT, T), talltita (NT, §4), ullticka (NT, T), vitgrynig nållav (NT), plattlummer (S, T, §9), stuplav (S, T) och kungsfågel (§4). Se Figur 1.</w:t>
       </w:r>
     </w:p>
     <w:p>
@@ -412,6 +412,62 @@
         <w:rPr>
           <w:b/>
         </w:rPr>
+        <w:t>Ullticka (NT)</w:t>
+      </w:r>
+      <w:r>
+        <w:t xml:space="preserve"> är knuten till restbestånd av barrnaturskog och förekommer med ett tydligt optimum i orörda eller måttligt påverkade gamla granskogar där det föreligger viss kontinuitet av grov död ved. Ullticka är en bra signalart inom hela sitt utbredningsområde och i södra Sverige är den sällsynt och en god signalart för skyddsvärda granskogsmiljöer. Den hotas av avverkning och fragmentering av naturskog och äldre granskog med lång trädkontinuitet. På ullticka kan ibland ulltickeporing (VU) påträffas - det är en sällsynt ticka som nyligen delats upp i de tre olika arterna ulltickeporing </w:t>
+      </w:r>
+      <w:r>
+        <w:rPr>
+          <w:i/>
+        </w:rPr>
+        <w:t xml:space="preserve">Skeletocutis brevispora </w:t>
+      </w:r>
+      <w:r>
+        <w:t>(VU)</w:t>
+      </w:r>
+      <w:r>
+        <w:rPr>
+          <w:i/>
+        </w:rPr>
+        <w:t>, Skeletocutis delicata</w:t>
+      </w:r>
+      <w:r>
+        <w:t xml:space="preserve"> (VU)</w:t>
+      </w:r>
+      <w:r>
+        <w:rPr>
+          <w:i/>
+        </w:rPr>
+        <w:t xml:space="preserve"> och Skeletocutis exilis</w:t>
+      </w:r>
+      <w:r>
+        <w:t xml:space="preserve"> (NT). Ullticka är typisk art för </w:t>
+      </w:r>
+      <w:r>
+        <w:rPr>
+          <w:i/>
+        </w:rPr>
+        <w:t xml:space="preserve">9010 Taiga, 9050 Näringsrik granskog </w:t>
+      </w:r>
+      <w:r>
+        <w:t xml:space="preserve">och </w:t>
+      </w:r>
+      <w:r>
+        <w:rPr>
+          <w:i/>
+        </w:rPr>
+        <w:t>9030 Landhöjningsskog</w:t>
+      </w:r>
+      <w:r>
+        <w:t xml:space="preserve"> (SLU Artdatabanken, 2026; Nitare &amp; Skogsstyrelsen, 2019; Miettinen &amp; Niemelä, 2018).</w:t>
+      </w:r>
+    </w:p>
+    <w:p>
+      <w:r>
+        <w:rPr>
+          <w:b/>
+        </w:rPr>
         <w:t>Vitgrynig nållav (NT)</w:t>
       </w:r>
       <w:r>
@@ -609,7 +665,7 @@
         <w:rPr>
           <w:i/>
         </w:rPr>
-        <w:t>I det avverkningsanmälda skogsområdet har 8 naturvårdsarter varav 5 rödlistade arter sina livsmiljöer och växtplatser.</w:t>
+        <w:t>I det avverkningsanmälda skogsområdet har 9 naturvårdsarter varav 6 rödlistade arter sina livsmiljöer och växtplatser.</w:t>
       </w:r>
     </w:p>
     <w:p>
@@ -1291,7 +1347,7 @@
     <w:r>
       <w:tab/>
       <w:tab/>
-      <w:t>2026-08-28</w:t>
+      <w:t>2026-08-29</w:t>
       <w:br/>
       <w:br/>
     </w:r>

--- a/klagomål/A 35239-2026 FSC-klagomål.docx
+++ b/klagomål/A 35239-2026 FSC-klagomål.docx
@@ -1347,7 +1347,7 @@
     <w:r>
       <w:tab/>
       <w:tab/>
-      <w:t>2026-08-29</w:t>
+      <w:t>2026-08-31</w:t>
       <w:br/>
       <w:br/>
     </w:r>

--- a/klagomål/A 35239-2026 FSC-klagomål.docx
+++ b/klagomål/A 35239-2026 FSC-klagomål.docx
@@ -1347,7 +1347,7 @@
     <w:r>
       <w:tab/>
       <w:tab/>
-      <w:t>2026-08-31</w:t>
+      <w:t>2026-09-01</w:t>
       <w:br/>
       <w:br/>
     </w:r>

--- a/klagomål/A 35239-2026 FSC-klagomål.docx
+++ b/klagomål/A 35239-2026 FSC-klagomål.docx
@@ -1347,7 +1347,7 @@
     <w:r>
       <w:tab/>
       <w:tab/>
-      <w:t>2026-09-01</w:t>
+      <w:t>2026-09-02</w:t>
       <w:br/>
       <w:br/>
     </w:r>

--- a/klagomål/A 35239-2026 FSC-klagomål.docx
+++ b/klagomål/A 35239-2026 FSC-klagomål.docx
@@ -1347,7 +1347,7 @@
     <w:r>
       <w:tab/>
       <w:tab/>
-      <w:t>2026-09-02</w:t>
+      <w:t>2026-09-03</w:t>
       <w:br/>
       <w:br/>
     </w:r>

--- a/klagomål/A 35239-2026 FSC-klagomål.docx
+++ b/klagomål/A 35239-2026 FSC-klagomål.docx
@@ -1347,7 +1347,7 @@
     <w:r>
       <w:tab/>
       <w:tab/>
-      <w:t>2026-09-03</w:t>
+      <w:t>2026-09-04</w:t>
       <w:br/>
       <w:br/>
     </w:r>

--- a/klagomål/A 35239-2026 FSC-klagomål.docx
+++ b/klagomål/A 35239-2026 FSC-klagomål.docx
@@ -1347,7 +1347,7 @@
     <w:r>
       <w:tab/>
       <w:tab/>
-      <w:t>2026-09-04</w:t>
+      <w:t>2026-09-05</w:t>
       <w:br/>
       <w:br/>
     </w:r>

--- a/klagomål/A 35239-2026 FSC-klagomål.docx
+++ b/klagomål/A 35239-2026 FSC-klagomål.docx
@@ -1347,7 +1347,7 @@
     <w:r>
       <w:tab/>
       <w:tab/>
-      <w:t>2026-09-05</w:t>
+      <w:t>2026-09-06</w:t>
       <w:br/>
       <w:br/>
     </w:r>

--- a/klagomål/A 35239-2026 FSC-klagomål.docx
+++ b/klagomål/A 35239-2026 FSC-klagomål.docx
@@ -1347,7 +1347,7 @@
     <w:r>
       <w:tab/>
       <w:tab/>
-      <w:t>2026-09-06</w:t>
+      <w:t>2026-09-07</w:t>
       <w:br/>
       <w:br/>
     </w:r>

--- a/klagomål/A 35239-2026 FSC-klagomål.docx
+++ b/klagomål/A 35239-2026 FSC-klagomål.docx
@@ -1347,7 +1347,7 @@
     <w:r>
       <w:tab/>
       <w:tab/>
-      <w:t>2026-09-07</w:t>
+      <w:t>2026-09-08</w:t>
       <w:br/>
       <w:br/>
     </w:r>

--- a/klagomål/A 35239-2026 FSC-klagomål.docx
+++ b/klagomål/A 35239-2026 FSC-klagomål.docx
@@ -1347,7 +1347,7 @@
     <w:r>
       <w:tab/>
       <w:tab/>
-      <w:t>2026-09-08</w:t>
+      <w:t>2026-09-09</w:t>
       <w:br/>
       <w:br/>
     </w:r>

--- a/klagomål/A 35239-2026 FSC-klagomål.docx
+++ b/klagomål/A 35239-2026 FSC-klagomål.docx
@@ -1347,7 +1347,7 @@
     <w:r>
       <w:tab/>
       <w:tab/>
-      <w:t>2026-09-09</w:t>
+      <w:t>2026-09-10</w:t>
       <w:br/>
       <w:br/>
     </w:r>

--- a/klagomål/A 35239-2026 FSC-klagomål.docx
+++ b/klagomål/A 35239-2026 FSC-klagomål.docx
@@ -178,7 +178,7 @@
       <w:r>
         <w:drawing>
           <wp:inline xmlns:a="http://schemas.openxmlformats.org/drawingml/2006/main" xmlns:pic="http://schemas.openxmlformats.org/drawingml/2006/picture">
-            <wp:extent cx="5486400" cy="4696433"/>
+            <wp:extent cx="5486400" cy="4568229"/>
             <wp:docPr id="1" name="Picture 1"/>
             <wp:cNvGraphicFramePr>
               <a:graphicFrameLocks noChangeAspect="1"/>
@@ -199,7 +199,7 @@
                   <pic:spPr>
                     <a:xfrm>
                       <a:off x="0" y="0"/>
-                      <a:ext cx="5486400" cy="4696433"/>
+                      <a:ext cx="5486400" cy="4568229"/>
                     </a:xfrm>
                     <a:prstGeom prst="rect"/>
                   </pic:spPr>
@@ -221,7 +221,7 @@
     </w:p>
     <w:p>
       <w:r>
-        <w:t>I och inom 13 meter från avverkningsanmälan finns fynd av 9 naturvårdsarter, varav 6 är rödlistade, 4 är fridlysta, 6 är typiska (T) och 2 är signalarter (S): garnlav (VU, T), knärot (VU, T, §8), kolflarnlav (NT, T), talltita (NT, §4), ullticka (NT, T), vitgrynig nållav (NT), plattlummer (S, T, §9), stuplav (S, T) och kungsfågel (§4). Se Figur 1.</w:t>
+        <w:t>I och inom 13 meter från avverkningsanmälan finns fynd av 10 naturvårdsarter, varav 6 är rödlistade, 4 är fridlysta, 7 är typiska (T) och 3 är signalarter (S): garnlav (VU, T), knärot (VU, T, §8), kolflarnlav (NT, T), talltita (NT, §4), ullticka (NT, T), vitgrynig nållav (NT), blodticka (S, T), plattlummer (S, T, §9), stuplav (S, T) och kungsfågel (§4). Se Figur 1.</w:t>
       </w:r>
     </w:p>
     <w:p>
@@ -479,6 +479,26 @@
         <w:rPr>
           <w:b/>
         </w:rPr>
+        <w:t xml:space="preserve">Blodticka </w:t>
+      </w:r>
+      <w:r>
+        <w:t xml:space="preserve">är i norra Sverige främst knuten till grova granlågor i urskogsartad barrskog, men förekommer ibland även på klenare granar i anslutning till bäckar och sumpskogar. Den är en bra indikator på granskogar med höga naturvärden och oftast förekommer den tillsammans med ett stort antal ovanliga och rödlistade arter. I södra Sverige växer den framför allt på tall och har då ett lägre signalvärde. Blodticka är typisk art för </w:t>
+      </w:r>
+      <w:r>
+        <w:rPr>
+          <w:i/>
+        </w:rPr>
+        <w:t>9030 Landhöjningsskog</w:t>
+      </w:r>
+      <w:r>
+        <w:t xml:space="preserve"> (SLU Artdatabanken, 2025; Nitare &amp; Skogsstyrelsen, 2019).</w:t>
+      </w:r>
+    </w:p>
+    <w:p>
+      <w:r>
+        <w:rPr>
+          <w:b/>
+        </w:rPr>
         <w:t>Plattlummer (§9)</w:t>
       </w:r>
       <w:r>
@@ -665,7 +685,7 @@
         <w:rPr>
           <w:i/>
         </w:rPr>
-        <w:t>I det avverkningsanmälda skogsområdet har 9 naturvårdsarter varav 6 rödlistade arter sina livsmiljöer och växtplatser.</w:t>
+        <w:t>I det avverkningsanmälda skogsområdet har 10 naturvårdsarter varav 6 rödlistade arter sina livsmiljöer och växtplatser.</w:t>
       </w:r>
     </w:p>
     <w:p>
@@ -1347,7 +1367,7 @@
     <w:r>
       <w:tab/>
       <w:tab/>
-      <w:t>2026-09-10</w:t>
+      <w:t>2026-09-11</w:t>
       <w:br/>
       <w:br/>
     </w:r>

--- a/klagomål/A 35239-2026 FSC-klagomål.docx
+++ b/klagomål/A 35239-2026 FSC-klagomål.docx
@@ -1367,7 +1367,7 @@
     <w:r>
       <w:tab/>
       <w:tab/>
-      <w:t>2026-09-11</w:t>
+      <w:t>2026-09-12</w:t>
       <w:br/>
       <w:br/>
     </w:r>
